--- a/Knowledge/2-Science/4-Applied science/1-Computing/2-Computer Science/0-Intro to Computer Science/1-Learning source/Sources - Intro to Computer Science - Learning source.docx
+++ b/Knowledge/2-Science/4-Applied science/1-Computing/2-Computer Science/0-Intro to Computer Science/1-Learning source/Sources - Intro to Computer Science - Learning source.docx
@@ -102,25 +102,7 @@
           <w:sz w:val="18"/>
           <w:szCs w:val="18"/>
         </w:rPr>
-        <w:t xml:space="preserve">Computer Science </w:t>
-      </w:r>
-      <w:proofErr w:type="gramStart"/>
-      <w:r>
-        <w:rPr>
-          <w:bCs/>
-          <w:sz w:val="18"/>
-          <w:szCs w:val="18"/>
-        </w:rPr>
-        <w:t>An</w:t>
-      </w:r>
-      <w:proofErr w:type="gramEnd"/>
-      <w:r>
-        <w:rPr>
-          <w:bCs/>
-          <w:sz w:val="18"/>
-          <w:szCs w:val="18"/>
-        </w:rPr>
-        <w:t xml:space="preserve"> Overview, 13th Edition.pdf</w:t>
+        <w:t>Computer Science An Overview, 13th Edition.pdf</w:t>
       </w:r>
       <w:r>
         <w:rPr>
@@ -152,25 +134,7 @@
           <w:sz w:val="18"/>
           <w:szCs w:val="18"/>
         </w:rPr>
-        <w:t xml:space="preserve">Computer Science </w:t>
-      </w:r>
-      <w:proofErr w:type="gramStart"/>
-      <w:r>
-        <w:rPr>
-          <w:bCs/>
-          <w:sz w:val="18"/>
-          <w:szCs w:val="18"/>
-        </w:rPr>
-        <w:t>An</w:t>
-      </w:r>
-      <w:proofErr w:type="gramEnd"/>
-      <w:r>
-        <w:rPr>
-          <w:bCs/>
-          <w:sz w:val="18"/>
-          <w:szCs w:val="18"/>
-        </w:rPr>
-        <w:t xml:space="preserve"> Overview, 13th Edition</w:t>
+        <w:t>Computer Science An Overview, 13th Edition</w:t>
       </w:r>
       <w:r>
         <w:rPr>
@@ -829,18 +793,44 @@
           <w:sz w:val="18"/>
           <w:szCs w:val="18"/>
         </w:rPr>
-        <w:t>StorageType: Cloud -&gt; Platform: GitHub -&gt; Account: topicsscience -&gt; Repository: kingdomheartsknowledge -&gt; Path: Knowledge/2-Science/4-Applied science/1-Computing/2-Computer Science/0-Intro to Computer Science</w:t>
-      </w:r>
-      <w:proofErr w:type="gramStart"/>
-      <w:r>
-        <w:rPr>
-          <w:bCs/>
-          <w:sz w:val="18"/>
-          <w:szCs w:val="18"/>
-        </w:rPr>
-        <w:t>/..</w:t>
-      </w:r>
-      <w:proofErr w:type="gramEnd"/>
+        <w:t xml:space="preserve">Data Path: Content Storage Folder -&gt; </w:t>
+      </w:r>
+      <w:proofErr w:type="spellStart"/>
+      <w:r>
+        <w:rPr>
+          <w:bCs/>
+          <w:sz w:val="18"/>
+          <w:szCs w:val="18"/>
+        </w:rPr>
+        <w:t>ContentStorage</w:t>
+      </w:r>
+      <w:proofErr w:type="spellEnd"/>
+      <w:r>
+        <w:rPr>
+          <w:bCs/>
+          <w:sz w:val="18"/>
+          <w:szCs w:val="18"/>
+        </w:rPr>
+        <w:t xml:space="preserve"> Database -&gt; Folders Table -&gt; ID Column: 12, </w:t>
+      </w:r>
+      <w:proofErr w:type="spellStart"/>
+      <w:r>
+        <w:rPr>
+          <w:bCs/>
+          <w:sz w:val="18"/>
+          <w:szCs w:val="18"/>
+        </w:rPr>
+        <w:t>FolderOrFileName</w:t>
+      </w:r>
+      <w:proofErr w:type="spellEnd"/>
+      <w:r>
+        <w:rPr>
+          <w:bCs/>
+          <w:sz w:val="18"/>
+          <w:szCs w:val="18"/>
+        </w:rPr>
+        <w:t xml:space="preserve"> Column: Intro to Computer Science</w:t>
+      </w:r>
     </w:p>
     <w:p>
       <w:pPr>
